--- a/paidagogiko/ΠΡΥ 060 - Διδακτική Πληροφορικής ΙΙ/assignment-anastoxasmos-25-10-2026 - Α52.Μ2/Αναστοχασμός-Τελικό.docx
+++ b/paidagogiko/ΠΡΥ 060 - Διδακτική Πληροφορικής ΙΙ/assignment-anastoxasmos-25-10-2026 - Α52.Μ2/Αναστοχασμός-Τελικό.docx
@@ -313,7 +313,7 @@
           <w:rFonts w:ascii="Arial" w:hAnsi="Arial"/>
           <w:sz w:val="22"/>
         </w:rPr>
-        <w:t>Οι διδακτικοί στόχοι που αφορούσαν την προώθηση μηνύματος (Forward) και την κοινοποίηση με χρήση των πεδίων CC και BCC επιτεύχθηκαν μερικώς. Πολλοί μαθητές εφάρμοσαν τις συγκεκριμένες λειτουργίες, ωστόσο το μεγαλύτερο μέρος του μαθήματος αφιερώθηκε στην προσπάθεια σύνδεσης στους λογαριασμούς και στη δημιουργία νέων. Έτσι, περιορίστηκε σημαντικά ο χρόνος για εξάσκηση και αξιολόγηση.</w:t>
+        <w:t>Οι διδακτικοί στόχοι που αφορούσαν την προώθηση μηνύματος (Forward) και την κοινοποίηση με χρήση των πεδίων CC και BCC επιτεύχθηκαν σε διαφορετικό βαθμό μεταξύ των μαθητών. Στη σύνοψη χρησιμοποίησα το διαδραστικό εργαλείο A5_2_M2_Feedback.html, σύμφωνα με το σχέδιο μαθήματος. Περίπου οι μισοί μαθητές απάντησαν σωστά σε όλες τις ερωτήσεις, ενώ οι υπόλοιποι απάντησαν σωστά περίπου στις μισές. Τα αποτελέσματα δείχνουν καλή κατανόηση για ένα μέρος της τάξης και μερική κατανόηση για το υπόλοιπο.</w:t>
       </w:r>
       <w:proofErr w:type="spellStart"/>
       <w:r>
@@ -343,7 +343,7 @@
           <w:rFonts w:ascii="Arial" w:hAnsi="Arial"/>
           <w:sz w:val="22"/>
         </w:rPr>
-        <w:t>Στο σχέδιο μαθήματος είχα υπολογίσει περίπου τρία λεπτά για τη σύνδεση στο ηλεκτρονικό ταχυδρομείο. Ωστόσο, αρκετοί μαθητές δεν διέθεταν λειτουργικό λογαριασμό ή δεν θυμούνταν το όνομα χρήστη και τον κωδικό πρόσβασής τους. Είχα ζητήσει από όσους δεν είχαν ολοκληρώσει τη δημιουργία λογαριασμού να συνεχίσουν ως κατ’ οίκον εργασία, όμως αυτό δεν είχε γίνει. Επομένως, η βασική προϋπόθεση για τις δραστηριότητες δεν είχε εξασφαλιστεί για όλους. Η εμπειρία ανέδειξε την ανάγκη να ελέγχω έμπρακτα τις προαπαιτούμενες δεξιότητες πριν προχωρήσω σε νέες λειτουργίες.</w:t>
+        <w:t>Στο σχέδιο μαθήματος είχα υπολογίσει περίπου τρία λεπτά για τη σύνδεση στο ηλεκτρονικό ταχυδρομείο. Ωστόσο, αρκετοί μαθητές δεν διέθεταν λειτουργικό λογαριασμό ή δεν θυμούνταν τα στοιχεία πρόσβασής τους. Είχα ζητήσει να ολοκληρώσουν τη δημιουργία λογαριασμού ως κατ’ οίκον εργασία, όμως αυτό δεν είχε γίνει. Έτσι, σημαντικό μέρος του χρόνου αφιερώθηκε στην πρόσβαση στους λογαριασμούς, περιορίζοντας την πρακτική εξάσκηση.</w:t>
       </w:r>
       <w:proofErr w:type="spellStart"/>
       <w:r>
@@ -419,7 +419,7 @@
           <w:rFonts w:ascii="Arial" w:hAnsi="Arial"/>
           <w:sz w:val="22"/>
         </w:rPr>
-        <w:t>Λόγω έλλειψης χρόνου, δεν διένειμα το προγραμματισμένο φύλλο αξιολόγησης και επέλεξα να βασιστώ στις αντίστοιχες δραστηριότητες αποστολής μηνυμάτων της φάσης εμπέδωσης. Ωστόσο, δεν ολοκληρώθηκε ο ξεχωριστός ατομικός έλεγχος που είχα σχεδιάσει, ώστε να επιβεβαιώσω την αυτόνομη εφαρμογή των δεξιοτήτων από κάθε μαθητή.</w:t>
+        <w:t>Λόγω έλλειψης χρόνου, δεν διένειμα το ξεχωριστό φύλλο πρακτικής αξιολόγησης. Ωστόσο, οι δραστηριότητες εμπέδωσης και ο ψηφιακός έλεγχος κατανόησης στη σύνοψη παρείχαν ενδείξεις για την πρόοδο και τις δυσκολίες των μαθητών. Το εργαλείο περιλάμβανε έξι σύντομες ερωτήσεις επιλογής σχετικές με την προώθηση, τους παραλήπτες και τα πεδία CC και BCC.</w:t>
       </w:r>
       <w:r>
         <w:rPr>
@@ -461,7 +461,7 @@
           <w:rFonts w:ascii="Arial" w:hAnsi="Arial"/>
           <w:sz w:val="22"/>
         </w:rPr>
-        <w:t>Παρά τις δυσκολίες, πολλοί μαθητές κατάφεραν να προωθήσουν ένα μήνυμα με χρήση των πεδίων CC και BCC. Η επίδοσή τους αποτελεί θετική ένδειξη προόδου ως προς τους δείκτες επιτυχίας, χωρίς να τεκμηριώνει την πλήρη επίτευξή τους από το σύνολο της τάξης.</w:t>
+        <w:t>Η επίδοση στο εργαλείο δεν αρκεί από μόνη της για να επιβεβαιώσει ότι όλοι μπορούν να εφαρμόζουν αυτόνομα τις λειτουργίες σε πραγματικό λογαριασμό. Επομένως, θεωρώ ότι οι στόχοι επιτεύχθηκαν μερικώς για το σύνολο της τάξης και χρειάζεται στοχευμένη επανάληψη και σύντομος πρακτικός έλεγχος πριν προχωρήσω στη νέα ύλη.</w:t>
       </w:r>
       <w:r>
         <w:rPr>
@@ -612,7 +612,7 @@
           <w:rFonts w:ascii="Arial" w:hAnsi="Arial"/>
           <w:sz w:val="22"/>
         </w:rPr>
-        <w:t>Η ατομική υποστήριξη και η προσαρμογή μου στις δυσκολίες των μαθητών συνέβαλαν στην αντιμετώπιση των άμεσων εμποδίων πρόσβασης. Στην αρχή του μαθήματος επικεντρώθηκα στην εξασφάλιση λειτουργικών λογαριασμών, καθώς ήταν αναγκαία προϋπόθεση για τις δραστηριότητες. Όταν οι επανειλημμένες προσπάθειες δημιουργίας λογαριασμών οδήγησαν σε αποκλεισμό της διεύθυνσης IP του σχολείου από τον πάροχο, χρησιμοποίησα σύνδεση 5G και δημιούργησα λογαριασμούς για όλους τους μαθητές από τον φορητό μου υπολογιστή. Η λύση αυτή αντιμετώπισε το τεχνικό εμπόδιο, αλλά απαίτησε διδακτικό χρόνο και δεν αρκούσε από μόνη της για να εξασφαλίσει την αυτόνομη σύνδεσή τους.</w:t>
+        <w:t>Η ατομική υποστήριξη και η προσαρμογή μου στις δυσκολίες των μαθητών συνέβαλαν στην αντιμετώπιση των εμποδίων πρόσβασης. Όταν οι επανειλημμένες προσπάθειες δημιουργίας λογαριασμών προκάλεσαν αποκλεισμό της σχολικής IP από τον πάροχο, χρησιμοποίησα σύνδεση 5G και δημιούργησα λογαριασμούς από τον φορητό μου υπολογιστή. Η λύση αντιμετώπισε το τεχνικό εμπόδιο, αλλά απαίτησε διδακτικό χρόνο.</w:t>
       </w:r>
       <w:r>
         <w:rPr>
@@ -711,7 +711,7 @@
           <w:rFonts w:ascii="Arial" w:hAnsi="Arial"/>
           <w:sz w:val="22"/>
         </w:rPr>
-        <w:t>Είχα επίσης προετοιμάσει νοητικό βοήθημα από το προηγούμενο μάθημα και πρόσθετη εργασία για όποιον ολοκλήρωνε νωρίτερα. Οι επιλογές αυτές ήταν χρήσιμες ως προετοιμασία, όμως αρκετοί μαθητές δεν είχαν μαζί τους το βοήθημα, ενώ η πρόσθετη εργασία αποδείχθηκε πολύ σύντομη. Συνεπώς, χρειάζεται καλύτερη οργάνωση για να λειτουργήσουν ουσιαστικά ως μέσα αυτονομίας και διαφοροποίησης.</w:t>
+        <w:t>Αποτελεσματική ήταν επίσης η χρήση του διαδραστικού εργαλείου στη σύνοψη. Η άμεση ανατροφοδότηση και η επεξήγηση της σωστής απάντησης επέτρεπαν στους μαθητές να αναγνωρίζουν τα λάθη τους. Παράλληλα, η διαφοροποίηση των αποτελεσμάτων με βοήθησε να εντοπίσω ότι περίπου η μισή τάξη χρειαζόταν πρόσθετη υποστήριξη. Το νοητικό βοήθημα και η πρόσθετη εργασία ήταν χρήσιμες επιλογές προετοιμασίας, όμως αρκετοί μαθητές δεν είχαν μαζί τους το βοήθημα και η πρόσθετη εργασία αποδείχθηκε πολύ σύντομη.</w:t>
       </w:r>
       <w:r>
         <w:rPr>
@@ -977,7 +977,7 @@
           <w:rFonts w:ascii="Arial" w:hAnsi="Arial"/>
           <w:sz w:val="22"/>
         </w:rPr>
-        <w:t>Το κυριότερο πρόβλημα ήταν η αδυναμία αρκετών μαθητών να συνδεθούν στο ηλεκτρονικό τους ταχυδρομείο. Ήδη από το προηγούμενο μάθημα, μόνο περίπου οι μισοί είχαν καταφέρει να δημιουργήσουν λογαριασμό. Δεν είχα, επομένως, εξασφαλίσει κοινό σημείο εκκίνησης για την τάξη και υποτίμησα τον χρόνο που απαιτούσε η προετοιμασία πρόσβασης.</w:t>
+        <w:t>Το κυριότερο πρόβλημα ήταν η αδυναμία αρκετών μαθητών να συνδεθούν στο ηλεκτρονικό τους ταχυδρομείο. Ήδη από το προηγούμενο μάθημα, μόνο περίπου οι μισοί είχαν δημιουργήσει λογαριασμό. Δεν είχα εξασφαλίσει κοινό σημείο εκκίνησης και υποτίμησα τον χρόνο προετοιμασίας. Η περιορισμένη εξάσκηση πιθανόν συνέβαλε στη μερική κατανόηση που φάνηκε στον τελικό ψηφιακό έλεγχο, χωρίς να μπορώ να αποδώσω όλα τα λάθη αποκλειστικά σε αυτήν.</w:t>
       </w:r>
     </w:p>
     <w:p>
@@ -1001,7 +1001,7 @@
           <w:rFonts w:ascii="Arial" w:hAnsi="Arial"/>
           <w:sz w:val="22"/>
         </w:rPr>
-        <w:t xml:space="preserve">Οι νέες προσπάθειες δημιουργίας λογαριασμών στην τάξη εκλήφθηκαν από τον </w:t>
+        <w:t>Αντιμετώπισα τον αποκλεισμό της σχολικής IP με τη σύνδεση 5G και τη δημιουργία λογαριασμών στον υπολογιστή μου. Παράλληλα, βοηθούσα όσους δεν θυμούνταν τα στοιχεία πρόσβασής τους. Η ταυτόχρονη ανάγκη υποστήριξης πολλών μαθητών περιόρισε τη δυνατότητά μου να παρακολουθώ συστηματικά την πρόοδο όλων και να παρέχω επαρκή καθοδήγηση στις νέες λειτουργίες.</w:t>
       </w:r>
       <w:proofErr w:type="spellStart"/>
       <w:r>
@@ -1009,7 +1009,6 @@
           <w:rFonts w:ascii="Arial" w:hAnsi="Arial"/>
           <w:sz w:val="22"/>
         </w:rPr>
-        <w:t>πάροχο</w:t>
       </w:r>
       <w:proofErr w:type="spellEnd"/>
       <w:r>
@@ -1017,7 +1016,6 @@
           <w:rFonts w:ascii="Arial" w:hAnsi="Arial"/>
           <w:sz w:val="22"/>
         </w:rPr>
-        <w:t xml:space="preserve"> ως αυτοματοποιημένη δραστηριότητα και προκάλεσαν αποκλεισμό της σχολικής IP. Αντιμετώπισα το εμπόδιο με τη σύνδεση 5G και τη δημιουργία λογαριασμών στον υπολογιστή μου. Παράλληλα, βοηθούσα όσους δυσκολεύονταν να συνδεθούν επειδή δεν θυμούνταν τα στοιχεία τους. Η ταυτόχρονη ανάγκη υποστήριξης πολλών μαθητών περιόρισε τη δυνατότητά μου να παρακολουθώ την πρόοδο όλων.</w:t>
       </w:r>
     </w:p>
     <w:p>
@@ -1059,7 +1057,7 @@
           <w:rFonts w:ascii="Arial" w:hAnsi="Arial"/>
           <w:sz w:val="22"/>
         </w:rPr>
-        <w:t>Σε μελλοντική διδασκαλία της ίδιας ενότητας σε άλλη τάξη, θα ζητώ εγκαίρως από τους μαθητές να έχουν διαθέσιμα τα στοιχεία ενός ήδη υπάρχοντος λογαριασμού Gmail, ώστε να περιορίζεται η ανάγκη δημιουργίας νέων λογαριασμών στην τάξη. Θα αφιερώνω ξεχωριστό μάθημα στον έλεγχο πρόσβασης από τον browser του εργαστηρίου και στην αποστολή ενός απλού μηνύματος. Θα διαθέτω αντίγραφα του νοητικού βοηθήματος στην τάξη και θα προετοιμάζω εναλλακτική δραστηριότητα χωρίς σύνδεση, σχετική με τα πεδία ενός μηνύματος, για περιπτώσεις τεχνικής αναμονής. Έτσι, οι υπόλοιποι μαθητές θα συνεχίζουν να εργάζονται όσο παρέχω στοχευμένη βοήθεια.</w:t>
+        <w:t>Σε μελλοντική διδασκαλία της ίδιας ενότητας σε άλλη τάξη, θα ζητώ εγκαίρως να έχουν διαθέσιμα τα στοιχεία ενός υπάρχοντος λογαριασμού Gmail. Θα αφιερώνω ξεχωριστό μάθημα στον έλεγχο πρόσβασης από τον browser του εργαστηρίου και στην αποστολή απλού μηνύματος. Θα διαθέτω αντίγραφα του νοητικού βοηθήματος και δραστηριότητα χωρίς σύνδεση για περιπτώσεις τεχνικής αναμονής. Επιπλέον, θα προβλέπω επαρκή χρόνο για τη σύνοψη και την αξιοποίηση της ψηφιακής ανατροφοδότησης στον σχεδιασμό της επόμενης διδασκαλίας.</w:t>
       </w:r>
       <w:proofErr w:type="spellStart"/>
       <w:r>
@@ -1165,7 +1163,7 @@
           <w:rFonts w:ascii="Arial" w:hAnsi="Arial"/>
           <w:sz w:val="22"/>
         </w:rPr>
-        <w:t>Στο τέλος του μαθήματος όλοι οι μαθητές μπορούσαν να συνδεθούν στον λογαριασμό τους από τον browser του εργαστηρίου και να αποστείλουν ένα απλό μήνυμα, ενώ οι περισσότεροι είχαν χρησιμοποιήσει τα CC, BCC και Forward. Στην επόμενη διδασκαλία θα ξεκινήσω με σύντομη ατομική επαναληπτική άσκηση στις λειτουργίες αυτές, ώστε να ελέγξω την αυτόνομη εφαρμογή τους και να υποστηρίξω όσους δυσκολεύονται. Στη συνέχεια θα προχωρήσω στην ενότητα Α.5.2.Μ3, που αφορά την επισύναψη αρχείων.</w:t>
+        <w:t>Προτεραιότητά μου είναι να καλύψω τα κενά που ανέδειξε ο ψηφιακός έλεγχος κατανόησης. Θα ξεκινήσω το επόμενο μάθημα με σύντομη επανάληψη των CC, BCC και Forward και θα εξετάσω τις λανθασμένες απαντήσεις για να προσδιορίσω ποιες έννοιες χρειάζονται επεξήγηση. Δεν αρκεί η συνολική βαθμολογία για να συμπεράνω σε ποια συγκεκριμένη λειτουργία δυσκολεύτηκε κάθε μαθητής.</w:t>
       </w:r>
       <w:r>
         <w:rPr>
@@ -1284,7 +1282,7 @@
           <w:rFonts w:ascii="Arial" w:hAnsi="Arial"/>
           <w:sz w:val="22"/>
         </w:rPr>
-        <w:t>Βασικός μου στόχος είναι οι μαθητές να επισυνάπτουν και να αποστέλλουν ένα αρχείο με μεγαλύτερη αυτονομία. Θα δημιουργήσω νοητικό βοήθημα με σαφή βήματα και θα εξηγήσω πώς να το συμβουλεύονται πριν ζητήσουν βοήθεια, καθώς στο προηγούμενο μάθημα δεχόμουν συνεχείς ερωτήσεις.</w:t>
+        <w:t>Θα δώσω σύντομη ατομική πρακτική άσκηση προώθησης μηνύματος με χρήση CC και BCC, ώστε να ελέγξω την αυτόνομη εφαρμογή τους. Οι μαθητές που δυσκολεύτηκαν θα έχουν νοητικό βοήθημα με σαφή βήματα και στοχευμένη καθοδήγηση. Όσοι έδειξαν πλήρη κατανόηση στο εργαλείο θα μπορούν, αφού επιβεβαιωθεί και η πρακτική τους δεξιότητα, να εργαστούν σε δραστηριότητες εμπλουτισμού.</w:t>
       </w:r>
       <w:r>
         <w:rPr>
@@ -1363,7 +1361,7 @@
           <w:rFonts w:ascii="Arial" w:hAnsi="Arial"/>
           <w:sz w:val="22"/>
         </w:rPr>
-        <w:t>Εξετάζω επίσης τη δημιουργία μιας διαδραστικής εφαρμογής προσομοίωσης ηλεκτρονικού ταχυδρομείου, ώστε οι μαθητές να εξασκούνται πρακτικά στις λειτουργίες του. Η εφαρμογή θα συμπληρώνει την παρουσίαση και τη συζήτηση, παρέχοντας επιπλέον ευκαιρίες εξάσκησης.</w:t>
+        <w:t>Στη συνέχεια, ανάλογα με την πρόοδο των μαθητών, θα προχωρήσω στην ενότητα Α.5.2.Μ3 για την επισύναψη αρχείων. Εξετάζω επίσης τη δημιουργία εφαρμογής πρακτικής προσομοίωσης ηλεκτρονικού ταχυδρομείου, η οποία θα συμπληρώνει το εργαλείο ερωτήσεων επιλογής με εξάσκηση στις ίδιες τις ενέργειες.</w:t>
       </w:r>
       <w:r>
         <w:rPr>
@@ -1426,7 +1424,7 @@
           <w:rFonts w:ascii="Arial" w:hAnsi="Arial"/>
           <w:sz w:val="22"/>
         </w:rPr>
-        <w:t>Θα προετοιμάσω ξεχωριστό φύλλο αξιολόγησης για να ελέγξω αν κάθε μαθητής μπορεί να επισυνάψει και να αποστείλει ένα αρχείο. Παράλληλα, θα οργανώσω πρόσθετες δραστηριότητες εμπλουτισμού, μεγαλύτερης διάρκειας και διαβαθμισμένης δυσκολίας. Έτσι, οι μαθητές που ολοκληρώνουν νωρίτερα θα διατηρούν το ενδιαφέρον τους και θα ασχολούνται με πιο σύνθετες ασκήσεις που απαιτούν κριτική σκέψη.</w:t>
+        <w:t>Θα συνδυάζω τον ψηφιακό έλεγχο κατανόησης με ξεχωριστή πρακτική αξιολόγηση και θα οργανώνω πρόσθετες δραστηριότητες μεγαλύτερης διάρκειας και διαβαθμισμένης δυσκολίας. Έτσι, θα υποστηρίζω τις διαφορετικές μαθησιακές ανάγκες και θα ελέγχω τόσο την κατανόηση των εννοιών όσο και την εφαρμογή τους.</w:t>
       </w:r>
       <w:r>
         <w:rPr>
